--- a/Documents/DOC-001.6 Manual tecnico.docx
+++ b/Documents/DOC-001.6 Manual tecnico.docx
@@ -240,7 +240,7 @@
           <w:sz w:val="36"/>
           <w:szCs w:val="36"/>
         </w:rPr>
-        <w:t>The Stallions Team</w:t>
+        <w:t>Wani Connect</w:t>
       </w:r>
     </w:p>
     <w:p>
@@ -2450,23 +2450,23 @@
                 <w:rFonts w:ascii="Consolas" w:hAnsi="Consolas"/>
                 <w:sz w:val="19"/>
               </w:rPr>
-              <w:t>backend/  (</w:t>
-            </w:r>
-            <w:proofErr w:type="spellStart"/>
+              <w:t>backend/  (the_stallions)</w:t>
+            </w:r>
             <w:r>
               <w:rPr>
                 <w:rFonts w:ascii="Consolas" w:hAnsi="Consolas"/>
                 <w:sz w:val="19"/>
               </w:rPr>
-              <w:t>the_stallions</w:t>
-            </w:r>
-            <w:proofErr w:type="spellEnd"/>
+              <w:br/>
+              <w:t>+-- src/main/java/com/aplicacion/movil/the_stallions</w:t>
+            </w:r>
             <w:r>
               <w:rPr>
                 <w:rFonts w:ascii="Consolas" w:hAnsi="Consolas"/>
                 <w:sz w:val="19"/>
               </w:rPr>
-              <w:t>)</w:t>
+              <w:br/>
+              <w:t xml:space="preserve">    +-- config        (Seguridad, Firebase)</w:t>
             </w:r>
             <w:r>
               <w:rPr>
@@ -2474,72 +2474,71 @@
                 <w:sz w:val="19"/>
               </w:rPr>
               <w:br/>
-              <w:t>+-- src/</w:t>
-            </w:r>
-            <w:proofErr w:type="spellStart"/>
+              <w:t xml:space="preserve">    +-- controller    (API REST)</w:t>
+            </w:r>
             <w:r>
               <w:rPr>
                 <w:rFonts w:ascii="Consolas" w:hAnsi="Consolas"/>
                 <w:sz w:val="19"/>
               </w:rPr>
-              <w:t>main</w:t>
-            </w:r>
-            <w:proofErr w:type="spellEnd"/>
+              <w:br/>
+              <w:t xml:space="preserve">    +-- credentials   (Credenciales de servicio)</w:t>
+            </w:r>
             <w:r>
               <w:rPr>
                 <w:rFonts w:ascii="Consolas" w:hAnsi="Consolas"/>
                 <w:sz w:val="19"/>
               </w:rPr>
-              <w:t>/java/</w:t>
-            </w:r>
-            <w:proofErr w:type="spellStart"/>
+              <w:br/>
+              <w:t xml:space="preserve">    +-- dto           (Objetos de transferencia)</w:t>
+            </w:r>
             <w:r>
               <w:rPr>
                 <w:rFonts w:ascii="Consolas" w:hAnsi="Consolas"/>
                 <w:sz w:val="19"/>
               </w:rPr>
-              <w:t>com</w:t>
-            </w:r>
-            <w:proofErr w:type="spellEnd"/>
+              <w:br/>
+              <w:t xml:space="preserve">    +-- exception     (Manejo de errores)</w:t>
+            </w:r>
             <w:r>
               <w:rPr>
                 <w:rFonts w:ascii="Consolas" w:hAnsi="Consolas"/>
                 <w:sz w:val="19"/>
               </w:rPr>
-              <w:t>/aplicacion/</w:t>
-            </w:r>
-            <w:proofErr w:type="spellStart"/>
+              <w:br/>
+              <w:t xml:space="preserve">    +-- model         (Entidades JPA)</w:t>
+            </w:r>
             <w:r>
               <w:rPr>
                 <w:rFonts w:ascii="Consolas" w:hAnsi="Consolas"/>
                 <w:sz w:val="19"/>
               </w:rPr>
-              <w:t>movil</w:t>
-            </w:r>
-            <w:proofErr w:type="spellEnd"/>
+              <w:br/>
+              <w:t xml:space="preserve">    +-- repository    (Acceso a datos)</w:t>
+            </w:r>
             <w:r>
               <w:rPr>
                 <w:rFonts w:ascii="Consolas" w:hAnsi="Consolas"/>
                 <w:sz w:val="19"/>
               </w:rPr>
-              <w:t>/</w:t>
-            </w:r>
-            <w:proofErr w:type="spellStart"/>
+              <w:br/>
+              <w:t xml:space="preserve">    +-- scheduler     (Tareas programadas)</w:t>
+            </w:r>
             <w:r>
               <w:rPr>
                 <w:rFonts w:ascii="Consolas" w:hAnsi="Consolas"/>
                 <w:sz w:val="19"/>
               </w:rPr>
-              <w:t>the_stallions</w:t>
-            </w:r>
-            <w:proofErr w:type="spellEnd"/>
+              <w:br/>
+              <w:t xml:space="preserve">    +-- security      (JWT, TOTP)</w:t>
+            </w:r>
             <w:r>
               <w:rPr>
                 <w:rFonts w:ascii="Consolas" w:hAnsi="Consolas"/>
                 <w:sz w:val="19"/>
               </w:rPr>
               <w:br/>
-              <w:t xml:space="preserve">    +-- config        (Seguridad, Firebase)</w:t>
+              <w:t xml:space="preserve">    +-- service       (Logica de negocio)</w:t>
             </w:r>
             <w:r>
               <w:rPr>
@@ -2547,23 +2546,22 @@
                 <w:sz w:val="19"/>
               </w:rPr>
               <w:br/>
-              <w:t xml:space="preserve">    +-- </w:t>
-            </w:r>
-            <w:proofErr w:type="spellStart"/>
+              <w:t>+-- src/main/resources/application.properties</w:t>
+            </w:r>
             <w:r>
               <w:rPr>
                 <w:rFonts w:ascii="Consolas" w:hAnsi="Consolas"/>
                 <w:sz w:val="19"/>
               </w:rPr>
-              <w:t>controller</w:t>
-            </w:r>
-            <w:proofErr w:type="spellEnd"/>
+              <w:br/>
+            </w:r>
             <w:r>
               <w:rPr>
                 <w:rFonts w:ascii="Consolas" w:hAnsi="Consolas"/>
                 <w:sz w:val="19"/>
               </w:rPr>
-              <w:t xml:space="preserve">    (API REST)</w:t>
+              <w:br/>
+              <w:t>frontend/  (The_Stallions)</w:t>
             </w:r>
             <w:r>
               <w:rPr>
@@ -2571,23 +2569,23 @@
                 <w:sz w:val="19"/>
               </w:rPr>
               <w:br/>
-              <w:t xml:space="preserve">    +-- </w:t>
-            </w:r>
-            <w:proofErr w:type="spellStart"/>
+              <w:t>+-- src</w:t>
+            </w:r>
             <w:r>
               <w:rPr>
                 <w:rFonts w:ascii="Consolas" w:hAnsi="Consolas"/>
                 <w:sz w:val="19"/>
               </w:rPr>
-              <w:t>credentials</w:t>
-            </w:r>
-            <w:proofErr w:type="spellEnd"/>
+              <w:br/>
+              <w:t xml:space="preserve">    +-- app           (Rutas y pantallas)</w:t>
+            </w:r>
             <w:r>
               <w:rPr>
                 <w:rFonts w:ascii="Consolas" w:hAnsi="Consolas"/>
                 <w:sz w:val="19"/>
               </w:rPr>
-              <w:t xml:space="preserve">   (Credenciales de servicio)</w:t>
+              <w:br/>
+              <w:t xml:space="preserve">    +-- components    (Componentes reutilizables)</w:t>
             </w:r>
             <w:r>
               <w:rPr>
@@ -2595,23 +2593,23 @@
                 <w:sz w:val="19"/>
               </w:rPr>
               <w:br/>
-              <w:t xml:space="preserve">    +-- </w:t>
-            </w:r>
-            <w:proofErr w:type="spellStart"/>
+              <w:t xml:space="preserve">    +-- config        (Configuracion)</w:t>
+            </w:r>
             <w:r>
               <w:rPr>
                 <w:rFonts w:ascii="Consolas" w:hAnsi="Consolas"/>
                 <w:sz w:val="19"/>
               </w:rPr>
-              <w:t>dto</w:t>
-            </w:r>
-            <w:proofErr w:type="spellEnd"/>
+              <w:br/>
+              <w:t xml:space="preserve">    +-- constants     (Constantes)</w:t>
+            </w:r>
             <w:r>
               <w:rPr>
                 <w:rFonts w:ascii="Consolas" w:hAnsi="Consolas"/>
                 <w:sz w:val="19"/>
               </w:rPr>
-              <w:t xml:space="preserve">           (Objetos de transferencia)</w:t>
+              <w:br/>
+              <w:t xml:space="preserve">    +-- context       (Estado global)</w:t>
             </w:r>
             <w:r>
               <w:rPr>
@@ -2619,23 +2617,23 @@
                 <w:sz w:val="19"/>
               </w:rPr>
               <w:br/>
-              <w:t xml:space="preserve">    +-- </w:t>
-            </w:r>
-            <w:proofErr w:type="spellStart"/>
+              <w:t xml:space="preserve">    +-- hooks         (Hooks personalizados)</w:t>
+            </w:r>
             <w:r>
               <w:rPr>
                 <w:rFonts w:ascii="Consolas" w:hAnsi="Consolas"/>
                 <w:sz w:val="19"/>
               </w:rPr>
-              <w:t>exception</w:t>
-            </w:r>
-            <w:proofErr w:type="spellEnd"/>
+              <w:br/>
+              <w:t xml:space="preserve">    +-- screens       (Vistas)</w:t>
+            </w:r>
             <w:r>
               <w:rPr>
                 <w:rFonts w:ascii="Consolas" w:hAnsi="Consolas"/>
                 <w:sz w:val="19"/>
               </w:rPr>
-              <w:t xml:space="preserve">     (Manejo de errores)</w:t>
+              <w:br/>
+              <w:t xml:space="preserve">    +-- services      (Acceso a la API)</w:t>
             </w:r>
             <w:r>
               <w:rPr>
@@ -2643,342 +2641,15 @@
                 <w:sz w:val="19"/>
               </w:rPr>
               <w:br/>
-              <w:t xml:space="preserve">    +-- </w:t>
-            </w:r>
-            <w:proofErr w:type="spellStart"/>
+              <w:t xml:space="preserve">    +-- types         (Tipos TypeScript)</w:t>
+            </w:r>
             <w:r>
               <w:rPr>
                 <w:rFonts w:ascii="Consolas" w:hAnsi="Consolas"/>
                 <w:sz w:val="19"/>
               </w:rPr>
-              <w:t>model</w:t>
-            </w:r>
-            <w:proofErr w:type="spellEnd"/>
-            <w:r>
-              <w:rPr>
-                <w:rFonts w:ascii="Consolas" w:hAnsi="Consolas"/>
-                <w:sz w:val="19"/>
-              </w:rPr>
-              <w:t xml:space="preserve">         (Entidades JPA)</w:t>
-            </w:r>
-            <w:r>
-              <w:rPr>
-                <w:rFonts w:ascii="Consolas" w:hAnsi="Consolas"/>
-                <w:sz w:val="19"/>
-              </w:rPr>
               <w:br/>
-              <w:t xml:space="preserve">    +-- </w:t>
-            </w:r>
-            <w:proofErr w:type="spellStart"/>
-            <w:r>
-              <w:rPr>
-                <w:rFonts w:ascii="Consolas" w:hAnsi="Consolas"/>
-                <w:sz w:val="19"/>
-              </w:rPr>
-              <w:t>repository</w:t>
-            </w:r>
-            <w:proofErr w:type="spellEnd"/>
-            <w:r>
-              <w:rPr>
-                <w:rFonts w:ascii="Consolas" w:hAnsi="Consolas"/>
-                <w:sz w:val="19"/>
-              </w:rPr>
-              <w:t xml:space="preserve">    (Acceso a datos)</w:t>
-            </w:r>
-            <w:r>
-              <w:rPr>
-                <w:rFonts w:ascii="Consolas" w:hAnsi="Consolas"/>
-                <w:sz w:val="19"/>
-              </w:rPr>
-              <w:br/>
-              <w:t xml:space="preserve">    +-- scheduler     (Tareas programadas)</w:t>
-            </w:r>
-            <w:r>
-              <w:rPr>
-                <w:rFonts w:ascii="Consolas" w:hAnsi="Consolas"/>
-                <w:sz w:val="19"/>
-              </w:rPr>
-              <w:br/>
-              <w:t xml:space="preserve">    +-- security      (JWT, TOTP)</w:t>
-            </w:r>
-            <w:r>
-              <w:rPr>
-                <w:rFonts w:ascii="Consolas" w:hAnsi="Consolas"/>
-                <w:sz w:val="19"/>
-              </w:rPr>
-              <w:br/>
-              <w:t xml:space="preserve">    +-- </w:t>
-            </w:r>
-            <w:proofErr w:type="spellStart"/>
-            <w:r>
-              <w:rPr>
-                <w:rFonts w:ascii="Consolas" w:hAnsi="Consolas"/>
-                <w:sz w:val="19"/>
-              </w:rPr>
-              <w:t>service</w:t>
-            </w:r>
-            <w:proofErr w:type="spellEnd"/>
-            <w:r>
-              <w:rPr>
-                <w:rFonts w:ascii="Consolas" w:hAnsi="Consolas"/>
-                <w:sz w:val="19"/>
-              </w:rPr>
-              <w:t xml:space="preserve">       (</w:t>
-            </w:r>
-            <w:proofErr w:type="spellStart"/>
-            <w:r>
-              <w:rPr>
-                <w:rFonts w:ascii="Consolas" w:hAnsi="Consolas"/>
-                <w:sz w:val="19"/>
-              </w:rPr>
-              <w:t>Logica</w:t>
-            </w:r>
-            <w:proofErr w:type="spellEnd"/>
-            <w:r>
-              <w:rPr>
-                <w:rFonts w:ascii="Consolas" w:hAnsi="Consolas"/>
-                <w:sz w:val="19"/>
-              </w:rPr>
-              <w:t xml:space="preserve"> de negocio)</w:t>
-            </w:r>
-            <w:r>
-              <w:rPr>
-                <w:rFonts w:ascii="Consolas" w:hAnsi="Consolas"/>
-                <w:sz w:val="19"/>
-              </w:rPr>
-              <w:br/>
-              <w:t>+-- src/</w:t>
-            </w:r>
-            <w:proofErr w:type="spellStart"/>
-            <w:r>
-              <w:rPr>
-                <w:rFonts w:ascii="Consolas" w:hAnsi="Consolas"/>
-                <w:sz w:val="19"/>
-              </w:rPr>
-              <w:t>main</w:t>
-            </w:r>
-            <w:proofErr w:type="spellEnd"/>
-            <w:r>
-              <w:rPr>
-                <w:rFonts w:ascii="Consolas" w:hAnsi="Consolas"/>
-                <w:sz w:val="19"/>
-              </w:rPr>
-              <w:t>/</w:t>
-            </w:r>
-            <w:proofErr w:type="spellStart"/>
-            <w:r>
-              <w:rPr>
-                <w:rFonts w:ascii="Consolas" w:hAnsi="Consolas"/>
-                <w:sz w:val="19"/>
-              </w:rPr>
-              <w:t>resources</w:t>
-            </w:r>
-            <w:proofErr w:type="spellEnd"/>
-            <w:r>
-              <w:rPr>
-                <w:rFonts w:ascii="Consolas" w:hAnsi="Consolas"/>
-                <w:sz w:val="19"/>
-              </w:rPr>
-              <w:t>/application.properties</w:t>
-            </w:r>
-            <w:r>
-              <w:rPr>
-                <w:rFonts w:ascii="Consolas" w:hAnsi="Consolas"/>
-                <w:sz w:val="19"/>
-              </w:rPr>
-              <w:br/>
-            </w:r>
-            <w:r>
-              <w:rPr>
-                <w:rFonts w:ascii="Consolas" w:hAnsi="Consolas"/>
-                <w:sz w:val="19"/>
-              </w:rPr>
-              <w:br/>
-              <w:t>frontend/  (</w:t>
-            </w:r>
-            <w:proofErr w:type="spellStart"/>
-            <w:r>
-              <w:rPr>
-                <w:rFonts w:ascii="Consolas" w:hAnsi="Consolas"/>
-                <w:sz w:val="19"/>
-              </w:rPr>
-              <w:t>The_Stallions</w:t>
-            </w:r>
-            <w:proofErr w:type="spellEnd"/>
-            <w:r>
-              <w:rPr>
-                <w:rFonts w:ascii="Consolas" w:hAnsi="Consolas"/>
-                <w:sz w:val="19"/>
-              </w:rPr>
-              <w:t>)</w:t>
-            </w:r>
-            <w:r>
-              <w:rPr>
-                <w:rFonts w:ascii="Consolas" w:hAnsi="Consolas"/>
-                <w:sz w:val="19"/>
-              </w:rPr>
-              <w:br/>
-              <w:t>+-- src</w:t>
-            </w:r>
-            <w:r>
-              <w:rPr>
-                <w:rFonts w:ascii="Consolas" w:hAnsi="Consolas"/>
-                <w:sz w:val="19"/>
-              </w:rPr>
-              <w:br/>
-              <w:t xml:space="preserve">    +-- app           (Rutas y pantallas)</w:t>
-            </w:r>
-            <w:r>
-              <w:rPr>
-                <w:rFonts w:ascii="Consolas" w:hAnsi="Consolas"/>
-                <w:sz w:val="19"/>
-              </w:rPr>
-              <w:br/>
-              <w:t xml:space="preserve">    +-- components    (Componentes reutilizables)</w:t>
-            </w:r>
-            <w:r>
-              <w:rPr>
-                <w:rFonts w:ascii="Consolas" w:hAnsi="Consolas"/>
-                <w:sz w:val="19"/>
-              </w:rPr>
-              <w:br/>
-              <w:t xml:space="preserve">    +-- config        (</w:t>
-            </w:r>
-            <w:proofErr w:type="spellStart"/>
-            <w:r>
-              <w:rPr>
-                <w:rFonts w:ascii="Consolas" w:hAnsi="Consolas"/>
-                <w:sz w:val="19"/>
-              </w:rPr>
-              <w:t>Configuracion</w:t>
-            </w:r>
-            <w:proofErr w:type="spellEnd"/>
-            <w:r>
-              <w:rPr>
-                <w:rFonts w:ascii="Consolas" w:hAnsi="Consolas"/>
-                <w:sz w:val="19"/>
-              </w:rPr>
-              <w:t>)</w:t>
-            </w:r>
-            <w:r>
-              <w:rPr>
-                <w:rFonts w:ascii="Consolas" w:hAnsi="Consolas"/>
-                <w:sz w:val="19"/>
-              </w:rPr>
-              <w:br/>
-              <w:t xml:space="preserve">    +-- </w:t>
-            </w:r>
-            <w:proofErr w:type="spellStart"/>
-            <w:r>
-              <w:rPr>
-                <w:rFonts w:ascii="Consolas" w:hAnsi="Consolas"/>
-                <w:sz w:val="19"/>
-              </w:rPr>
-              <w:t>constants</w:t>
-            </w:r>
-            <w:proofErr w:type="spellEnd"/>
-            <w:r>
-              <w:rPr>
-                <w:rFonts w:ascii="Consolas" w:hAnsi="Consolas"/>
-                <w:sz w:val="19"/>
-              </w:rPr>
-              <w:t xml:space="preserve">     (Constantes)</w:t>
-            </w:r>
-            <w:r>
-              <w:rPr>
-                <w:rFonts w:ascii="Consolas" w:hAnsi="Consolas"/>
-                <w:sz w:val="19"/>
-              </w:rPr>
-              <w:br/>
-              <w:t xml:space="preserve">    +-- context       (Estado global)</w:t>
-            </w:r>
-            <w:r>
-              <w:rPr>
-                <w:rFonts w:ascii="Consolas" w:hAnsi="Consolas"/>
-                <w:sz w:val="19"/>
-              </w:rPr>
-              <w:br/>
-              <w:t xml:space="preserve">    +-- hooks         (Hooks personalizados)</w:t>
-            </w:r>
-            <w:r>
-              <w:rPr>
-                <w:rFonts w:ascii="Consolas" w:hAnsi="Consolas"/>
-                <w:sz w:val="19"/>
-              </w:rPr>
-              <w:br/>
-              <w:t xml:space="preserve">    +-- </w:t>
-            </w:r>
-            <w:proofErr w:type="spellStart"/>
-            <w:r>
-              <w:rPr>
-                <w:rFonts w:ascii="Consolas" w:hAnsi="Consolas"/>
-                <w:sz w:val="19"/>
-              </w:rPr>
-              <w:t>screens</w:t>
-            </w:r>
-            <w:proofErr w:type="spellEnd"/>
-            <w:r>
-              <w:rPr>
-                <w:rFonts w:ascii="Consolas" w:hAnsi="Consolas"/>
-                <w:sz w:val="19"/>
-              </w:rPr>
-              <w:t xml:space="preserve">       (Vistas)</w:t>
-            </w:r>
-            <w:r>
-              <w:rPr>
-                <w:rFonts w:ascii="Consolas" w:hAnsi="Consolas"/>
-                <w:sz w:val="19"/>
-              </w:rPr>
-              <w:br/>
-              <w:t xml:space="preserve">    +-- services      (Acceso a la API)</w:t>
-            </w:r>
-            <w:r>
-              <w:rPr>
-                <w:rFonts w:ascii="Consolas" w:hAnsi="Consolas"/>
-                <w:sz w:val="19"/>
-              </w:rPr>
-              <w:br/>
-              <w:t xml:space="preserve">    +-- </w:t>
-            </w:r>
-            <w:proofErr w:type="spellStart"/>
-            <w:r>
-              <w:rPr>
-                <w:rFonts w:ascii="Consolas" w:hAnsi="Consolas"/>
-                <w:sz w:val="19"/>
-              </w:rPr>
-              <w:t>types</w:t>
-            </w:r>
-            <w:proofErr w:type="spellEnd"/>
-            <w:r>
-              <w:rPr>
-                <w:rFonts w:ascii="Consolas" w:hAnsi="Consolas"/>
-                <w:sz w:val="19"/>
-              </w:rPr>
-              <w:t xml:space="preserve">         (Tipos TypeScript)</w:t>
-            </w:r>
-            <w:r>
-              <w:rPr>
-                <w:rFonts w:ascii="Consolas" w:hAnsi="Consolas"/>
-                <w:sz w:val="19"/>
-              </w:rPr>
-              <w:br/>
-              <w:t xml:space="preserve">    +-- </w:t>
-            </w:r>
-            <w:proofErr w:type="spellStart"/>
-            <w:r>
-              <w:rPr>
-                <w:rFonts w:ascii="Consolas" w:hAnsi="Consolas"/>
-                <w:sz w:val="19"/>
-              </w:rPr>
-              <w:t>utils</w:t>
-            </w:r>
-            <w:proofErr w:type="spellEnd"/>
-            <w:r>
-              <w:rPr>
-                <w:rFonts w:ascii="Consolas" w:hAnsi="Consolas"/>
-                <w:sz w:val="19"/>
-              </w:rPr>
-              <w:t xml:space="preserve">         (Utilidades)</w:t>
+              <w:t xml:space="preserve">    +-- utils         (Utilidades)</w:t>
             </w:r>
             <w:r>
               <w:rPr>
@@ -3338,20 +3009,7 @@
                 <w:sz w:val="18"/>
               </w:rPr>
               <w:br/>
-            </w:r>
-            <w:proofErr w:type="spellStart"/>
-            <w:r>
-              <w:rPr>
-                <w:sz w:val="18"/>
-              </w:rPr>
-              <w:t>id_user</w:t>
-            </w:r>
-            <w:proofErr w:type="spellEnd"/>
-            <w:r>
-              <w:rPr>
-                <w:sz w:val="18"/>
-              </w:rPr>
-              <w:t xml:space="preserve"> (PK)</w:t>
+              <w:t>id_user (PK)</w:t>
             </w:r>
             <w:r>
               <w:rPr>
@@ -3404,40 +3062,14 @@
                 <w:sz w:val="18"/>
               </w:rPr>
               <w:br/>
-            </w:r>
-            <w:proofErr w:type="spellStart"/>
+              <w:t>id_emp (PK)</w:t>
+            </w:r>
             <w:r>
               <w:rPr>
                 <w:sz w:val="18"/>
               </w:rPr>
-              <w:t>id_emp</w:t>
-            </w:r>
-            <w:proofErr w:type="spellEnd"/>
-            <w:r>
-              <w:rPr>
-                <w:sz w:val="18"/>
-              </w:rPr>
-              <w:t xml:space="preserve"> (PK)</w:t>
-            </w:r>
-            <w:r>
-              <w:rPr>
-                <w:sz w:val="18"/>
-              </w:rPr>
               <w:br/>
-            </w:r>
-            <w:proofErr w:type="spellStart"/>
-            <w:r>
-              <w:rPr>
-                <w:sz w:val="18"/>
-              </w:rPr>
-              <w:t>id_user</w:t>
-            </w:r>
-            <w:proofErr w:type="spellEnd"/>
-            <w:r>
-              <w:rPr>
-                <w:sz w:val="18"/>
-              </w:rPr>
-              <w:t xml:space="preserve"> (FK)</w:t>
+              <w:t>id_user (FK)</w:t>
             </w:r>
             <w:r>
               <w:rPr>
@@ -3451,15 +3083,8 @@
                 <w:sz w:val="18"/>
               </w:rPr>
               <w:br/>
-            </w:r>
-            <w:proofErr w:type="spellStart"/>
-            <w:r>
-              <w:rPr>
-                <w:sz w:val="18"/>
-              </w:rPr>
               <w:t>descripcion</w:t>
             </w:r>
-            <w:proofErr w:type="spellEnd"/>
           </w:p>
         </w:tc>
         <w:tc>
@@ -3490,20 +3115,7 @@
                 <w:sz w:val="18"/>
               </w:rPr>
               <w:br/>
-            </w:r>
-            <w:proofErr w:type="spellStart"/>
-            <w:r>
-              <w:rPr>
-                <w:sz w:val="18"/>
-              </w:rPr>
-              <w:t>id_cat</w:t>
-            </w:r>
-            <w:proofErr w:type="spellEnd"/>
-            <w:r>
-              <w:rPr>
-                <w:sz w:val="18"/>
-              </w:rPr>
-              <w:t xml:space="preserve"> (PK)</w:t>
+              <w:t>id_cat (PK)</w:t>
             </w:r>
             <w:r>
               <w:rPr>
@@ -3547,60 +3159,21 @@
                 <w:sz w:val="18"/>
               </w:rPr>
               <w:br/>
-            </w:r>
-            <w:proofErr w:type="spellStart"/>
+              <w:t>id_evento (PK)</w:t>
+            </w:r>
             <w:r>
               <w:rPr>
                 <w:sz w:val="18"/>
               </w:rPr>
-              <w:t>id_evento</w:t>
-            </w:r>
-            <w:proofErr w:type="spellEnd"/>
+              <w:br/>
+              <w:t>id_emp (FK)</w:t>
+            </w:r>
             <w:r>
               <w:rPr>
                 <w:sz w:val="18"/>
               </w:rPr>
-              <w:t xml:space="preserve"> (PK)</w:t>
-            </w:r>
-            <w:r>
-              <w:rPr>
-                <w:sz w:val="18"/>
-              </w:rPr>
               <w:br/>
-            </w:r>
-            <w:proofErr w:type="spellStart"/>
-            <w:r>
-              <w:rPr>
-                <w:sz w:val="18"/>
-              </w:rPr>
-              <w:t>id_emp</w:t>
-            </w:r>
-            <w:proofErr w:type="spellEnd"/>
-            <w:r>
-              <w:rPr>
-                <w:sz w:val="18"/>
-              </w:rPr>
-              <w:t xml:space="preserve"> (FK)</w:t>
-            </w:r>
-            <w:r>
-              <w:rPr>
-                <w:sz w:val="18"/>
-              </w:rPr>
-              <w:br/>
-            </w:r>
-            <w:proofErr w:type="spellStart"/>
-            <w:r>
-              <w:rPr>
-                <w:sz w:val="18"/>
-              </w:rPr>
-              <w:t>id_cat</w:t>
-            </w:r>
-            <w:proofErr w:type="spellEnd"/>
-            <w:r>
-              <w:rPr>
-                <w:sz w:val="18"/>
-              </w:rPr>
-              <w:t xml:space="preserve"> (FK)</w:t>
+              <w:t>id_cat (FK)</w:t>
             </w:r>
             <w:r>
               <w:rPr>
@@ -3646,60 +3219,21 @@
                 <w:sz w:val="18"/>
               </w:rPr>
               <w:br/>
-            </w:r>
-            <w:proofErr w:type="spellStart"/>
+              <w:t>id_com (PK)</w:t>
+            </w:r>
             <w:r>
               <w:rPr>
                 <w:sz w:val="18"/>
               </w:rPr>
-              <w:t>id_com</w:t>
-            </w:r>
-            <w:proofErr w:type="spellEnd"/>
+              <w:br/>
+              <w:t>id_user (FK)</w:t>
+            </w:r>
             <w:r>
               <w:rPr>
                 <w:sz w:val="18"/>
               </w:rPr>
-              <w:t xml:space="preserve"> (PK)</w:t>
-            </w:r>
-            <w:r>
-              <w:rPr>
-                <w:sz w:val="18"/>
-              </w:rPr>
               <w:br/>
-            </w:r>
-            <w:proofErr w:type="spellStart"/>
-            <w:r>
-              <w:rPr>
-                <w:sz w:val="18"/>
-              </w:rPr>
-              <w:t>id_user</w:t>
-            </w:r>
-            <w:proofErr w:type="spellEnd"/>
-            <w:r>
-              <w:rPr>
-                <w:sz w:val="18"/>
-              </w:rPr>
-              <w:t xml:space="preserve"> (FK)</w:t>
-            </w:r>
-            <w:r>
-              <w:rPr>
-                <w:sz w:val="18"/>
-              </w:rPr>
-              <w:br/>
-            </w:r>
-            <w:proofErr w:type="spellStart"/>
-            <w:r>
-              <w:rPr>
-                <w:sz w:val="18"/>
-              </w:rPr>
-              <w:t>id_evento</w:t>
-            </w:r>
-            <w:proofErr w:type="spellEnd"/>
-            <w:r>
-              <w:rPr>
-                <w:sz w:val="18"/>
-              </w:rPr>
-              <w:t xml:space="preserve"> (FK)</w:t>
+              <w:t>id_evento (FK)</w:t>
             </w:r>
             <w:r>
               <w:rPr>
@@ -3738,55 +3272,22 @@
                 <w:sz w:val="18"/>
               </w:rPr>
               <w:br/>
-            </w:r>
-            <w:proofErr w:type="spellStart"/>
+              <w:t>id_foto (PK)</w:t>
+            </w:r>
             <w:r>
               <w:rPr>
                 <w:sz w:val="18"/>
               </w:rPr>
-              <w:t>id_foto</w:t>
-            </w:r>
-            <w:proofErr w:type="spellEnd"/>
+              <w:br/>
+              <w:t>id_evento (FK)</w:t>
+            </w:r>
             <w:r>
               <w:rPr>
                 <w:sz w:val="18"/>
               </w:rPr>
-              <w:t xml:space="preserve"> (PK)</w:t>
-            </w:r>
-            <w:r>
-              <w:rPr>
-                <w:sz w:val="18"/>
-              </w:rPr>
               <w:br/>
-            </w:r>
-            <w:proofErr w:type="spellStart"/>
-            <w:r>
-              <w:rPr>
-                <w:sz w:val="18"/>
-              </w:rPr>
-              <w:t>id_evento</w:t>
-            </w:r>
-            <w:proofErr w:type="spellEnd"/>
-            <w:r>
-              <w:rPr>
-                <w:sz w:val="18"/>
-              </w:rPr>
-              <w:t xml:space="preserve"> (FK)</w:t>
-            </w:r>
-            <w:r>
-              <w:rPr>
-                <w:sz w:val="18"/>
-              </w:rPr>
-              <w:br/>
-            </w:r>
-            <w:proofErr w:type="spellStart"/>
-            <w:r>
-              <w:rPr>
-                <w:sz w:val="18"/>
-              </w:rPr>
               <w:t>url</w:t>
             </w:r>
-            <w:proofErr w:type="spellEnd"/>
           </w:p>
         </w:tc>
       </w:tr>
@@ -3819,40 +3320,14 @@
                 <w:sz w:val="18"/>
               </w:rPr>
               <w:br/>
-            </w:r>
-            <w:proofErr w:type="spellStart"/>
+              <w:t>id_not (PK)</w:t>
+            </w:r>
             <w:r>
               <w:rPr>
                 <w:sz w:val="18"/>
               </w:rPr>
-              <w:t>id_not</w:t>
-            </w:r>
-            <w:proofErr w:type="spellEnd"/>
-            <w:r>
-              <w:rPr>
-                <w:sz w:val="18"/>
-              </w:rPr>
-              <w:t xml:space="preserve"> (PK)</w:t>
-            </w:r>
-            <w:r>
-              <w:rPr>
-                <w:sz w:val="18"/>
-              </w:rPr>
               <w:br/>
-            </w:r>
-            <w:proofErr w:type="spellStart"/>
-            <w:r>
-              <w:rPr>
-                <w:sz w:val="18"/>
-              </w:rPr>
-              <w:t>id_user</w:t>
-            </w:r>
-            <w:proofErr w:type="spellEnd"/>
-            <w:r>
-              <w:rPr>
-                <w:sz w:val="18"/>
-              </w:rPr>
-              <w:t xml:space="preserve"> (FK)</w:t>
+              <w:t>id_user (FK)</w:t>
             </w:r>
             <w:r>
               <w:rPr>
@@ -3866,15 +3341,8 @@
                 <w:sz w:val="18"/>
               </w:rPr>
               <w:br/>
-            </w:r>
-            <w:proofErr w:type="spellStart"/>
-            <w:r>
-              <w:rPr>
-                <w:sz w:val="18"/>
-              </w:rPr>
               <w:t>leida</w:t>
             </w:r>
-            <w:proofErr w:type="spellEnd"/>
           </w:p>
         </w:tc>
         <w:tc>
@@ -3902,40 +3370,14 @@
                 <w:sz w:val="18"/>
               </w:rPr>
               <w:br/>
-            </w:r>
-            <w:proofErr w:type="spellStart"/>
+              <w:t>id_session (PK)</w:t>
+            </w:r>
             <w:r>
               <w:rPr>
                 <w:sz w:val="18"/>
               </w:rPr>
-              <w:t>id_session</w:t>
-            </w:r>
-            <w:proofErr w:type="spellEnd"/>
-            <w:r>
-              <w:rPr>
-                <w:sz w:val="18"/>
-              </w:rPr>
-              <w:t xml:space="preserve"> (PK)</w:t>
-            </w:r>
-            <w:r>
-              <w:rPr>
-                <w:sz w:val="18"/>
-              </w:rPr>
               <w:br/>
-            </w:r>
-            <w:proofErr w:type="spellStart"/>
-            <w:r>
-              <w:rPr>
-                <w:sz w:val="18"/>
-              </w:rPr>
-              <w:t>id_user</w:t>
-            </w:r>
-            <w:proofErr w:type="spellEnd"/>
-            <w:r>
-              <w:rPr>
-                <w:sz w:val="18"/>
-              </w:rPr>
-              <w:t xml:space="preserve"> (FK)</w:t>
+              <w:t>id_user (FK)</w:t>
             </w:r>
             <w:r>
               <w:rPr>
@@ -3949,15 +3391,8 @@
                 <w:sz w:val="18"/>
               </w:rPr>
               <w:br/>
-            </w:r>
-            <w:proofErr w:type="spellStart"/>
-            <w:r>
-              <w:rPr>
-                <w:sz w:val="18"/>
-              </w:rPr>
               <w:t>expiracion</w:t>
             </w:r>
-            <w:proofErr w:type="spellEnd"/>
           </w:p>
         </w:tc>
         <w:tc>
@@ -3979,21 +3414,7 @@
               <w:rPr>
                 <w:sz w:val="18"/>
               </w:rPr>
-              <w:t>2FA (</w:t>
-            </w:r>
-            <w:proofErr w:type="spellStart"/>
-            <w:r>
-              <w:rPr>
-                <w:sz w:val="18"/>
-              </w:rPr>
-              <w:t>TwoFactor</w:t>
-            </w:r>
-            <w:proofErr w:type="spellEnd"/>
-            <w:r>
-              <w:rPr>
-                <w:sz w:val="18"/>
-              </w:rPr>
-              <w:t>)</w:t>
+              <w:t>2FA (TwoFactor)</w:t>
             </w:r>
             <w:r>
               <w:rPr>
@@ -4007,20 +3428,7 @@
                 <w:sz w:val="18"/>
               </w:rPr>
               <w:br/>
-            </w:r>
-            <w:proofErr w:type="spellStart"/>
-            <w:r>
-              <w:rPr>
-                <w:sz w:val="18"/>
-              </w:rPr>
-              <w:t>id_user</w:t>
-            </w:r>
-            <w:proofErr w:type="spellEnd"/>
-            <w:r>
-              <w:rPr>
-                <w:sz w:val="18"/>
-              </w:rPr>
-              <w:t xml:space="preserve"> (FK)</w:t>
+              <w:t>id_user (FK)</w:t>
             </w:r>
             <w:r>
               <w:rPr>
@@ -4505,37 +3913,15 @@
               <w:rPr>
                 <w:sz w:val="22"/>
               </w:rPr>
-              <w:t xml:space="preserve">App </w:t>
-            </w:r>
-            <w:proofErr w:type="spellStart"/>
+              <w:t>App envia token en el</w:t>
+            </w:r>
             <w:r>
               <w:rPr>
                 <w:sz w:val="22"/>
               </w:rPr>
-              <w:t>envia</w:t>
-            </w:r>
-            <w:proofErr w:type="spellEnd"/>
-            <w:r>
-              <w:rPr>
-                <w:sz w:val="22"/>
-              </w:rPr>
-              <w:t xml:space="preserve"> token en el</w:t>
-            </w:r>
-            <w:r>
-              <w:rPr>
-                <w:sz w:val="22"/>
-              </w:rPr>
               <w:br/>
-              <w:t xml:space="preserve">encabezado </w:t>
-            </w:r>
-            <w:proofErr w:type="spellStart"/>
-            <w:r>
-              <w:rPr>
-                <w:sz w:val="22"/>
-              </w:rPr>
-              <w:t>Authorization</w:t>
-            </w:r>
-            <w:proofErr w:type="spellEnd"/>
+              <w:t>encabezado Authorization</w:t>
+            </w:r>
           </w:p>
         </w:tc>
       </w:tr>
@@ -4794,15 +4180,7 @@
         <w:t>configuración</w:t>
       </w:r>
       <w:r>
-        <w:t xml:space="preserve"> en el archivo </w:t>
-      </w:r>
-      <w:proofErr w:type="gramStart"/>
-      <w:r>
-        <w:t>application.properties</w:t>
-      </w:r>
-      <w:proofErr w:type="gramEnd"/>
-      <w:r>
-        <w:t xml:space="preserve">, donde se definen los </w:t>
+        <w:t xml:space="preserve"> en el archivo application.properties, donde se definen los </w:t>
       </w:r>
       <w:r>
         <w:t>parámetros</w:t>
@@ -5030,63 +4408,7 @@
         <w:jc w:val="left"/>
       </w:pPr>
       <w:r>
-        <w:t xml:space="preserve">American </w:t>
-      </w:r>
-      <w:proofErr w:type="spellStart"/>
-      <w:r>
-        <w:t>Psychological</w:t>
-      </w:r>
-      <w:proofErr w:type="spellEnd"/>
-      <w:r>
-        <w:t xml:space="preserve"> </w:t>
-      </w:r>
-      <w:proofErr w:type="spellStart"/>
-      <w:r>
-        <w:t>Association</w:t>
-      </w:r>
-      <w:proofErr w:type="spellEnd"/>
-      <w:r>
-        <w:t xml:space="preserve">. (2020). </w:t>
-      </w:r>
-      <w:proofErr w:type="spellStart"/>
-      <w:r>
-        <w:t>Publication</w:t>
-      </w:r>
-      <w:proofErr w:type="spellEnd"/>
-      <w:r>
-        <w:t xml:space="preserve"> manual </w:t>
-      </w:r>
-      <w:proofErr w:type="spellStart"/>
-      <w:r>
-        <w:t>of</w:t>
-      </w:r>
-      <w:proofErr w:type="spellEnd"/>
-      <w:r>
-        <w:t xml:space="preserve"> </w:t>
-      </w:r>
-      <w:proofErr w:type="spellStart"/>
-      <w:r>
-        <w:t>the</w:t>
-      </w:r>
-      <w:proofErr w:type="spellEnd"/>
-      <w:r>
-        <w:t xml:space="preserve"> American </w:t>
-      </w:r>
-      <w:proofErr w:type="spellStart"/>
-      <w:r>
-        <w:t>Psychological</w:t>
-      </w:r>
-      <w:proofErr w:type="spellEnd"/>
-      <w:r>
-        <w:t xml:space="preserve"> </w:t>
-      </w:r>
-      <w:proofErr w:type="spellStart"/>
-      <w:r>
-        <w:t>Association</w:t>
-      </w:r>
-      <w:proofErr w:type="spellEnd"/>
-      <w:r>
-        <w:t xml:space="preserve"> (7th ed.).</w:t>
+        <w:t>American Psychological Association. (2020). Publication manual of the American Psychological Association (7th ed.).</w:t>
       </w:r>
     </w:p>
     <w:p>
@@ -5096,15 +4418,7 @@
         <w:jc w:val="left"/>
       </w:pPr>
       <w:r>
-        <w:t xml:space="preserve">Spring. (2025). Spring Boot Reference </w:t>
-      </w:r>
-      <w:proofErr w:type="spellStart"/>
-      <w:r>
-        <w:t>Documentation</w:t>
-      </w:r>
-      <w:proofErr w:type="spellEnd"/>
-      <w:r>
-        <w:t>. https://docs.spring.io/spring-boot/</w:t>
+        <w:t>Spring. (2025). Spring Boot Reference Documentation. https://docs.spring.io/spring-boot/</w:t>
       </w:r>
     </w:p>
     <w:p>
@@ -5114,31 +4428,7 @@
         <w:jc w:val="left"/>
       </w:pPr>
       <w:r>
-        <w:t xml:space="preserve">Meta Open </w:t>
-      </w:r>
-      <w:proofErr w:type="spellStart"/>
-      <w:r>
-        <w:t>Source</w:t>
-      </w:r>
-      <w:proofErr w:type="spellEnd"/>
-      <w:r>
-        <w:t xml:space="preserve">. (2025). React Native - Learn once, </w:t>
-      </w:r>
-      <w:proofErr w:type="spellStart"/>
-      <w:r>
-        <w:t>write</w:t>
-      </w:r>
-      <w:proofErr w:type="spellEnd"/>
-      <w:r>
-        <w:t xml:space="preserve"> </w:t>
-      </w:r>
-      <w:proofErr w:type="spellStart"/>
-      <w:r>
-        <w:t>anywhere</w:t>
-      </w:r>
-      <w:proofErr w:type="spellEnd"/>
-      <w:r>
-        <w:t>. https://reactnative.dev/</w:t>
+        <w:t>Meta Open Source. (2025). React Native - Learn once, write anywhere. https://reactnative.dev/</w:t>
       </w:r>
     </w:p>
     <w:p>
@@ -5148,15 +4438,7 @@
         <w:jc w:val="left"/>
       </w:pPr>
       <w:r>
-        <w:t xml:space="preserve">Expo. (2025). Expo SDK 57 </w:t>
-      </w:r>
-      <w:proofErr w:type="spellStart"/>
-      <w:r>
-        <w:t>documentation</w:t>
-      </w:r>
-      <w:proofErr w:type="spellEnd"/>
-      <w:r>
-        <w:t>. https://docs.expo.dev/versions/v57.0.0/</w:t>
+        <w:t>Expo. (2025). Expo SDK 57 documentation. https://docs.expo.dev/versions/v57.0.0/</w:t>
       </w:r>
     </w:p>
     <w:p>
@@ -5166,15 +4448,7 @@
         <w:jc w:val="left"/>
       </w:pPr>
       <w:r>
-        <w:t xml:space="preserve">Firebase. (2025). Firebase Authentication </w:t>
-      </w:r>
-      <w:proofErr w:type="spellStart"/>
-      <w:r>
-        <w:t>documentation</w:t>
-      </w:r>
-      <w:proofErr w:type="spellEnd"/>
-      <w:r>
-        <w:t>. https://firebase.google.com/docs/auth</w:t>
+        <w:t>Firebase. (2025). Firebase Authentication documentation. https://firebase.google.com/docs/auth</w:t>
       </w:r>
     </w:p>
     <w:p>
@@ -5184,15 +4458,7 @@
         <w:jc w:val="left"/>
       </w:pPr>
       <w:r>
-        <w:t xml:space="preserve">Git. (2025). Git </w:t>
-      </w:r>
-      <w:proofErr w:type="spellStart"/>
-      <w:r>
-        <w:t>documentation</w:t>
-      </w:r>
-      <w:proofErr w:type="spellEnd"/>
-      <w:r>
-        <w:t>. https://git-scm.com/doc</w:t>
+        <w:t>Git. (2025). Git documentation. https://git-scm.com/doc</w:t>
       </w:r>
     </w:p>
     <w:p>
@@ -11005,12 +10271,6 @@
 </file>
 
 <file path=customXml/item1.xml><?xml version="1.0" encoding="utf-8"?>
-<go:gDocsCustomXmlDataStorage xmlns:go="http://customooxmlschemas.google.com/" xmlns:r="http://schemas.openxmlformats.org/officeDocument/2006/relationships" uri="GoogleDocsCustomDataVersion2">
-  <go:docsCustomData xmlns:go="http://customooxmlschemas.google.com/" roundtripDataSignature="AMtx7mi9d+hB7Yr5xbgsLmNWLWBp+ZE0pA==">CgMxLjAyDmgucTN2NzA2eG5kbmd2Mg5oLmt3bTJka3VkZzlmejgAciExQXU0QTJUc0Z4RFFfZjVvQkJHWk1rcEIzQ01SMG5jazY=</go:docsCustomData>
-</go:gDocsCustomXmlDataStorage>
-</file>
-
-<file path=customXml/item2.xml><?xml version="1.0" encoding="utf-8"?>
 <b:Sources xmlns:b="http://schemas.openxmlformats.org/officeDocument/2006/bibliography" xmlns="http://schemas.openxmlformats.org/officeDocument/2006/bibliography" SelectedStyle="\APASixthEditionOfficeOnline.xsl" StyleName="APA" Version="6">
   <b:Source>
     <b:Tag>Exp26</b:Tag>
@@ -11099,19 +10359,25 @@
 </b:Sources>
 </file>
 
+<file path=customXml/item2.xml><?xml version="1.0" encoding="utf-8"?>
+<go:gDocsCustomXmlDataStorage xmlns:go="http://customooxmlschemas.google.com/" xmlns:r="http://schemas.openxmlformats.org/officeDocument/2006/relationships" uri="GoogleDocsCustomDataVersion2">
+  <go:docsCustomData xmlns:go="http://customooxmlschemas.google.com/" roundtripDataSignature="AMtx7mi9d+hB7Yr5xbgsLmNWLWBp+ZE0pA==">CgMxLjAyDmgucTN2NzA2eG5kbmd2Mg5oLmt3bTJka3VkZzlmejgAciExQXU0QTJUc0Z4RFFfZjVvQkJHWk1rcEIzQ01SMG5jazY=</go:docsCustomData>
+</go:gDocsCustomXmlDataStorage>
+</file>
+
 <file path=customXml/itemProps1.xml><?xml version="1.0" encoding="utf-8"?>
+<ds:datastoreItem xmlns:ds="http://schemas.openxmlformats.org/officeDocument/2006/customXml" ds:itemID="{A3489EAB-A6D5-4604-8831-04FE5B98DB48}">
+  <ds:schemaRefs>
+    <ds:schemaRef ds:uri="http://schemas.openxmlformats.org/officeDocument/2006/bibliography"/>
+  </ds:schemaRefs>
+</ds:datastoreItem>
+</file>
+
+<file path=customXml/itemProps2.xml><?xml version="1.0" encoding="utf-8"?>
 <ds:datastoreItem xmlns:ds="http://schemas.openxmlformats.org/officeDocument/2006/customXml" ds:itemID="{11111111-1234-1234-1234-123412341234}">
   <ds:schemaRefs>
     <ds:schemaRef ds:uri="http://customooxmlschemas.google.com/"/>
     <ds:schemaRef ds:uri="http://schemas.openxmlformats.org/officeDocument/2006/relationships"/>
   </ds:schemaRefs>
 </ds:datastoreItem>
-</file>
-
-<file path=customXml/itemProps2.xml><?xml version="1.0" encoding="utf-8"?>
-<ds:datastoreItem xmlns:ds="http://schemas.openxmlformats.org/officeDocument/2006/customXml" ds:itemID="{A3489EAB-A6D5-4604-8831-04FE5B98DB48}">
-  <ds:schemaRefs>
-    <ds:schemaRef ds:uri="http://schemas.openxmlformats.org/officeDocument/2006/bibliography"/>
-  </ds:schemaRefs>
-</ds:datastoreItem>
 </file>